--- a/CourseContent/Unit 02_ Java Classes/tanweer/Lecture Notes - Unit 02.docx
+++ b/CourseContent/Unit 02_ Java Classes/tanweer/Lecture Notes - Unit 02.docx
@@ -240,11 +240,16 @@
         </w:numPr>
       </w:pPr>
       <w:r>
-        <w:t xml:space="preserve">There will be one specific Noun which will describe the entire applications. </w:t>
+        <w:t>There will be one specific Noun which will describe the entire applications</w:t>
+      </w:r>
+      <w:proofErr w:type="gramStart"/>
+      <w:r>
+        <w:t xml:space="preserve">. </w:t>
       </w:r>
       <w:r>
         <w:t xml:space="preserve"> </w:t>
       </w:r>
+      <w:proofErr w:type="gramEnd"/>
       <w:r>
         <w:rPr>
           <w:b/>
@@ -364,7 +369,15 @@
         <w:t xml:space="preserve"> in the requirement</w:t>
       </w:r>
       <w:r>
-        <w:t>. Don’t add assumptions.</w:t>
+        <w:t xml:space="preserve">. </w:t>
+      </w:r>
+      <w:proofErr w:type="gramStart"/>
+      <w:r>
+        <w:t>Don’t</w:t>
+      </w:r>
+      <w:proofErr w:type="gramEnd"/>
+      <w:r>
+        <w:t xml:space="preserve"> add assumptions.</w:t>
       </w:r>
     </w:p>
     <w:p>
@@ -429,7 +442,15 @@
         </w:numPr>
       </w:pPr>
       <w:r>
-        <w:t>Class is a blueprint, which defines what is object is going to do</w:t>
+        <w:t xml:space="preserve">Class is a blueprint, which defines </w:t>
+      </w:r>
+      <w:proofErr w:type="gramStart"/>
+      <w:r>
+        <w:t>what is</w:t>
+      </w:r>
+      <w:proofErr w:type="gramEnd"/>
+      <w:r>
+        <w:t xml:space="preserve"> object is going to do</w:t>
       </w:r>
     </w:p>
     <w:p>
@@ -473,7 +494,21 @@
         <w:rPr>
           <w:highlight w:val="yellow"/>
         </w:rPr>
-        <w:t>In python, a dynamic class where we can add variables dynamically, we used __slots__ to define what variables can be added to the class.</w:t>
+        <w:t xml:space="preserve">In python, a dynamic class where we can add variables dynamically, we used __slots__ to define what variables can </w:t>
+      </w:r>
+      <w:proofErr w:type="gramStart"/>
+      <w:r>
+        <w:rPr>
+          <w:highlight w:val="yellow"/>
+        </w:rPr>
+        <w:t>be added</w:t>
+      </w:r>
+      <w:proofErr w:type="gramEnd"/>
+      <w:r>
+        <w:rPr>
+          <w:highlight w:val="yellow"/>
+        </w:rPr>
+        <w:t xml:space="preserve"> to the class.</w:t>
       </w:r>
     </w:p>
     <w:p>
@@ -1085,7 +1120,15 @@
         </w:numPr>
       </w:pPr>
       <w:r>
-        <w:t>Mostly for organization of code so that you don’t have large amount of class in one folder.</w:t>
+        <w:t xml:space="preserve">Mostly for organization of code so that you </w:t>
+      </w:r>
+      <w:proofErr w:type="gramStart"/>
+      <w:r>
+        <w:t>don’t</w:t>
+      </w:r>
+      <w:proofErr w:type="gramEnd"/>
+      <w:r>
+        <w:t xml:space="preserve"> have large amount of class in one folder.</w:t>
       </w:r>
     </w:p>
     <w:p>
@@ -1132,7 +1175,15 @@
       </w:r>
       <w:proofErr w:type="gramEnd"/>
       <w:r>
-        <w:t xml:space="preserve"> then . is used to separate the package names.</w:t>
+        <w:t xml:space="preserve"> then . </w:t>
+      </w:r>
+      <w:proofErr w:type="gramStart"/>
+      <w:r>
+        <w:t>is used</w:t>
+      </w:r>
+      <w:proofErr w:type="gramEnd"/>
+      <w:r>
+        <w:t xml:space="preserve"> to separate the package names.</w:t>
       </w:r>
     </w:p>
     <w:p>
@@ -1404,7 +1455,15 @@
         <w:sym w:font="Wingdings" w:char="F0E0"/>
       </w:r>
       <w:r>
-        <w:t xml:space="preserve"> all instance variables are assigned </w:t>
+        <w:t xml:space="preserve"> all instance variables </w:t>
+      </w:r>
+      <w:proofErr w:type="gramStart"/>
+      <w:r>
+        <w:t>are assigned</w:t>
+      </w:r>
+      <w:proofErr w:type="gramEnd"/>
+      <w:r>
+        <w:t xml:space="preserve"> </w:t>
       </w:r>
       <w:r>
         <w:rPr>
@@ -1539,7 +1598,15 @@
         <w:t>keyword.</w:t>
       </w:r>
       <w:r>
-        <w:t xml:space="preserve"> NOTE: THIS is not needed, it is to reduce ambiguity between instance variables and local variables.</w:t>
+        <w:t xml:space="preserve"> NOTE: THIS </w:t>
+      </w:r>
+      <w:proofErr w:type="gramStart"/>
+      <w:r>
+        <w:t>is not needed</w:t>
+      </w:r>
+      <w:proofErr w:type="gramEnd"/>
+      <w:r>
+        <w:t>, it is to reduce ambiguity between instance variables and local variables.</w:t>
       </w:r>
     </w:p>
     <w:p>
@@ -1699,7 +1766,15 @@
         </w:numPr>
       </w:pPr>
       <w:r>
-        <w:t>Constructor can be overloaded as well.</w:t>
+        <w:t xml:space="preserve">Constructor can </w:t>
+      </w:r>
+      <w:proofErr w:type="gramStart"/>
+      <w:r>
+        <w:t>be overloaded</w:t>
+      </w:r>
+      <w:proofErr w:type="gramEnd"/>
+      <w:r>
+        <w:t xml:space="preserve"> as well.</w:t>
       </w:r>
     </w:p>
     <w:p>
@@ -1975,10 +2050,18 @@
         </w:numPr>
       </w:pPr>
       <w:r>
-        <w:t xml:space="preserve">You want to prevent invalid values from being set. </w:t>
-      </w:r>
-      <w:r>
-        <w:t xml:space="preserve"> Like ship shield being negative.</w:t>
+        <w:t>You want to prevent invalid values from being set</w:t>
+      </w:r>
+      <w:proofErr w:type="gramStart"/>
+      <w:r>
+        <w:t xml:space="preserve">. </w:t>
+      </w:r>
+      <w:r>
+        <w:t xml:space="preserve"> </w:t>
+      </w:r>
+      <w:proofErr w:type="gramEnd"/>
+      <w:r>
+        <w:t>Like ship shield being negative.</w:t>
       </w:r>
     </w:p>
     <w:p>
@@ -2026,7 +2109,15 @@
         <w:t>protected</w:t>
       </w:r>
       <w:r>
-        <w:t xml:space="preserve"> – grants access to classes in the same package and child classes (we'll talk about this more in the next unit).</w:t>
+        <w:t xml:space="preserve"> – grants access to classes in the same package and child classes (</w:t>
+      </w:r>
+      <w:proofErr w:type="gramStart"/>
+      <w:r>
+        <w:t>we'll</w:t>
+      </w:r>
+      <w:proofErr w:type="gramEnd"/>
+      <w:r>
+        <w:t xml:space="preserve"> talk about this more in the next unit).</w:t>
       </w:r>
     </w:p>
     <w:p>
@@ -2775,7 +2866,23 @@
         </w:numPr>
       </w:pPr>
       <w:r>
-        <w:t xml:space="preserve">Protecting fields from being manipulated by other parts of the program is referred to as </w:t>
+        <w:t xml:space="preserve">Protecting fields from </w:t>
+      </w:r>
+      <w:proofErr w:type="gramStart"/>
+      <w:r>
+        <w:t>being manipulated</w:t>
+      </w:r>
+      <w:proofErr w:type="gramEnd"/>
+      <w:r>
+        <w:t xml:space="preserve"> by other parts of the program </w:t>
+      </w:r>
+      <w:proofErr w:type="gramStart"/>
+      <w:r>
+        <w:t>is referred</w:t>
+      </w:r>
+      <w:proofErr w:type="gramEnd"/>
+      <w:r>
+        <w:t xml:space="preserve"> to as </w:t>
       </w:r>
       <w:r>
         <w:rPr>
@@ -2920,7 +3027,15 @@
       <w:proofErr w:type="spellEnd"/>
       <w:proofErr w:type="gramEnd"/>
       <w:r>
-        <w:t xml:space="preserve"> careful in the case of mutator. Sometime delay implementing till it is really needed.</w:t>
+        <w:t xml:space="preserve"> careful in the case of mutator. Sometime delay implementing till it </w:t>
+      </w:r>
+      <w:proofErr w:type="gramStart"/>
+      <w:r>
+        <w:t>is really needed</w:t>
+      </w:r>
+      <w:proofErr w:type="gramEnd"/>
+      <w:r>
+        <w:t>.</w:t>
       </w:r>
     </w:p>
     <w:p>
@@ -2985,7 +3100,15 @@
         </w:numPr>
       </w:pPr>
       <w:r>
-        <w:t>Sometimes a variable should only be assigned one of a specific set of predefined values,</w:t>
+        <w:t xml:space="preserve">Sometimes a variable should only </w:t>
+      </w:r>
+      <w:proofErr w:type="gramStart"/>
+      <w:r>
+        <w:t>be assigned</w:t>
+      </w:r>
+      <w:proofErr w:type="gramEnd"/>
+      <w:r>
+        <w:t xml:space="preserve"> one of a specific set of predefined values,</w:t>
       </w:r>
       <w:r>
         <w:t xml:space="preserve"> such as days of week, month of a year. </w:t>
@@ -3081,7 +3204,23 @@
         <w:t xml:space="preserve"> </w:t>
       </w:r>
       <w:r>
-        <w:t>The values that may be assigned to the type are explicitly enumerated using a comma-separated list of names.</w:t>
+        <w:t xml:space="preserve">The values that may </w:t>
+      </w:r>
+      <w:proofErr w:type="gramStart"/>
+      <w:r>
+        <w:t>be assigned</w:t>
+      </w:r>
+      <w:proofErr w:type="gramEnd"/>
+      <w:r>
+        <w:t xml:space="preserve"> to the type </w:t>
+      </w:r>
+      <w:proofErr w:type="gramStart"/>
+      <w:r>
+        <w:t>are explicitly enumerated</w:t>
+      </w:r>
+      <w:proofErr w:type="gramEnd"/>
+      <w:r>
+        <w:t xml:space="preserve"> using a comma-separated list of names.</w:t>
       </w:r>
     </w:p>
     <w:p>
@@ -3093,7 +3232,23 @@
         </w:numPr>
       </w:pPr>
       <w:r>
-        <w:t>The values that may be assigned to the type are explicitly enumerated using a comma-separated list of names.</w:t>
+        <w:t xml:space="preserve">The values that may </w:t>
+      </w:r>
+      <w:proofErr w:type="gramStart"/>
+      <w:r>
+        <w:t>be assigned</w:t>
+      </w:r>
+      <w:proofErr w:type="gramEnd"/>
+      <w:r>
+        <w:t xml:space="preserve"> to the type </w:t>
+      </w:r>
+      <w:proofErr w:type="gramStart"/>
+      <w:r>
+        <w:t>are explicitly enumerated</w:t>
+      </w:r>
+      <w:proofErr w:type="gramEnd"/>
+      <w:r>
+        <w:t xml:space="preserve"> using a comma-separated list of names.</w:t>
       </w:r>
     </w:p>
     <w:p>
@@ -3876,7 +4031,18 @@
       </w:r>
       <w:proofErr w:type="gramEnd"/>
       <w:r>
-        <w:t xml:space="preserve"> python __hash__, java does have an equivalent method. We will discuss while discussing </w:t>
+        <w:t xml:space="preserve"> python __hash__, java does have an equivalent method. We will discuss while discussing</w:t>
+      </w:r>
+      <w:r>
+        <w:t xml:space="preserve">. Java equivalent is </w:t>
+      </w:r>
+      <w:proofErr w:type="spellStart"/>
+      <w:r>
+        <w:t>hashCode</w:t>
+      </w:r>
+      <w:proofErr w:type="spellEnd"/>
+      <w:r>
+        <w:t>()</w:t>
       </w:r>
     </w:p>
     <w:p>
@@ -4042,6 +4208,17 @@
       </w:r>
       <w:r>
         <w:t xml:space="preserve"> Do the activity.</w:t>
+      </w:r>
+    </w:p>
+    <w:p>
+      <w:r>
+        <w:br w:type="page"/>
+      </w:r>
+    </w:p>
+    <w:p>
+      <w:r>
+        <w:lastRenderedPageBreak/>
+        <w:t>Day 2</w:t>
       </w:r>
     </w:p>
     <w:p>
@@ -4179,7 +4356,21 @@
         <w:rPr>
           <w:highlight w:val="yellow"/>
         </w:rPr>
-        <w:t xml:space="preserve"> make a non-static method static just so that it can be called from a static method.</w:t>
+        <w:t xml:space="preserve"> make a non-static method static just so that it can </w:t>
+      </w:r>
+      <w:proofErr w:type="gramStart"/>
+      <w:r>
+        <w:rPr>
+          <w:highlight w:val="yellow"/>
+        </w:rPr>
+        <w:t>be called</w:t>
+      </w:r>
+      <w:proofErr w:type="gramEnd"/>
+      <w:r>
+        <w:rPr>
+          <w:highlight w:val="yellow"/>
+        </w:rPr>
+        <w:t xml:space="preserve"> from a static method.</w:t>
       </w:r>
     </w:p>
     <w:p>
@@ -4267,7 +4458,15 @@
         </w:numPr>
       </w:pPr>
       <w:r>
-        <w:t>Constants are both static and final and may also be public if they are needed outside of the class.</w:t>
+        <w:t xml:space="preserve">Constants are both static and final and may also be public if they </w:t>
+      </w:r>
+      <w:proofErr w:type="gramStart"/>
+      <w:r>
+        <w:t>are needed</w:t>
+      </w:r>
+      <w:proofErr w:type="gramEnd"/>
+      <w:r>
+        <w:t xml:space="preserve"> outside of the class.</w:t>
       </w:r>
       <w:r>
         <w:t xml:space="preserve"> i.e. PI.</w:t>
@@ -4397,7 +4596,21 @@
         <w:rPr>
           <w:highlight w:val="yellow"/>
         </w:rPr>
-        <w:t>UML is used to describe the relationships that exist between classes.</w:t>
+        <w:t xml:space="preserve">UML </w:t>
+      </w:r>
+      <w:proofErr w:type="gramStart"/>
+      <w:r>
+        <w:rPr>
+          <w:highlight w:val="yellow"/>
+        </w:rPr>
+        <w:t>is used</w:t>
+      </w:r>
+      <w:proofErr w:type="gramEnd"/>
+      <w:r>
+        <w:rPr>
+          <w:highlight w:val="yellow"/>
+        </w:rPr>
+        <w:t xml:space="preserve"> to describe the relationships that exist between classes.</w:t>
       </w:r>
     </w:p>
     <w:p>
@@ -4426,7 +4639,15 @@
         </w:numPr>
       </w:pPr>
       <w:r>
-        <w:t>Relationships are represented using a line that connects the two classes.</w:t>
+        <w:t xml:space="preserve">Relationships </w:t>
+      </w:r>
+      <w:proofErr w:type="gramStart"/>
+      <w:r>
+        <w:t>are represented</w:t>
+      </w:r>
+      <w:proofErr w:type="gramEnd"/>
+      <w:r>
+        <w:t xml:space="preserve"> using a line that connects the two classes.</w:t>
       </w:r>
       <w:r>
         <w:t xml:space="preserve"> </w:t>
@@ -5772,6 +5993,63 @@
         <w:pStyle w:val="ListParagraph"/>
         <w:ind w:left="360" w:firstLine="360"/>
       </w:pPr>
+      <w:r>
+        <w:t>directly creating the option. Run it from the code folder.</w:t>
+      </w:r>
+    </w:p>
+    <w:p>
+      <w:pPr>
+        <w:pStyle w:val="ListParagraph"/>
+        <w:ind w:left="360" w:firstLine="360"/>
+      </w:pPr>
+      <w:proofErr w:type="spellStart"/>
+      <w:r>
+        <w:rPr>
+          <w:highlight w:val="yellow"/>
+        </w:rPr>
+        <w:t>javadoc</w:t>
+      </w:r>
+      <w:proofErr w:type="spellEnd"/>
+      <w:r>
+        <w:rPr>
+          <w:highlight w:val="yellow"/>
+        </w:rPr>
+        <w:t xml:space="preserve"> -d doc </w:t>
+      </w:r>
+      <w:proofErr w:type="spellStart"/>
+      <w:r>
+        <w:rPr>
+          <w:highlight w:val="yellow"/>
+        </w:rPr>
+        <w:t>src</w:t>
+      </w:r>
+      <w:proofErr w:type="spellEnd"/>
+      <w:r>
+        <w:rPr>
+          <w:highlight w:val="yellow"/>
+        </w:rPr>
+        <w:t>/main/java/unit02/</w:t>
+      </w:r>
+      <w:proofErr w:type="spellStart"/>
+      <w:r>
+        <w:rPr>
+          <w:highlight w:val="yellow"/>
+        </w:rPr>
+        <w:t>swb</w:t>
+      </w:r>
+      <w:proofErr w:type="spellEnd"/>
+      <w:r>
+        <w:rPr>
+          <w:highlight w:val="yellow"/>
+        </w:rPr>
+        <w:t>/*.java</w:t>
+      </w:r>
+    </w:p>
+    <w:p>
+      <w:pPr>
+        <w:pStyle w:val="ListParagraph"/>
+        <w:ind w:left="360" w:firstLine="360"/>
+      </w:pPr>
     </w:p>
     <w:p>
       <w:pPr>
@@ -6043,6 +6321,7 @@
         </w:numPr>
       </w:pPr>
       <w:r>
+        <w:lastRenderedPageBreak/>
         <w:t xml:space="preserve">instances of </w:t>
       </w:r>
       <w:r>
@@ -6055,7 +6334,11 @@
         <w:t>any</w:t>
       </w:r>
       <w:r>
-        <w:t xml:space="preserve"> class can be </w:t>
+        <w:t xml:space="preserve"> class can </w:t>
+      </w:r>
+      <w:proofErr w:type="gramStart"/>
+      <w:r>
+        <w:t xml:space="preserve">be </w:t>
       </w:r>
       <w:r>
         <w:rPr>
@@ -6064,11 +6347,9 @@
           <w:i/>
           <w:iCs/>
         </w:rPr>
-        <w:t>assigned to</w:t>
-      </w:r>
-      <w:r>
-        <w:t xml:space="preserve"> or used as </w:t>
-      </w:r>
+        <w:t>assigned</w:t>
+      </w:r>
+      <w:proofErr w:type="gramEnd"/>
       <w:r>
         <w:rPr>
           <w:b/>
@@ -6076,10 +6357,10 @@
           <w:i/>
           <w:iCs/>
         </w:rPr>
-        <w:t>arguments</w:t>
-      </w:r>
-      <w:r>
-        <w:t xml:space="preserve"> and </w:t>
+        <w:t xml:space="preserve"> to</w:t>
+      </w:r>
+      <w:r>
+        <w:t xml:space="preserve"> or used as </w:t>
       </w:r>
       <w:r>
         <w:rPr>
@@ -6088,10 +6369,30 @@
           <w:i/>
           <w:iCs/>
         </w:rPr>
+        <w:t>arguments</w:t>
+      </w:r>
+      <w:r>
+        <w:t xml:space="preserve"> and </w:t>
+      </w:r>
+      <w:r>
+        <w:rPr>
+          <w:b/>
+          <w:bCs/>
+          <w:i/>
+          <w:iCs/>
+        </w:rPr>
         <w:t>return values</w:t>
       </w:r>
       <w:r>
-        <w:t xml:space="preserve"> where Object is declared as the type.</w:t>
+        <w:t xml:space="preserve"> where Object </w:t>
+      </w:r>
+      <w:proofErr w:type="gramStart"/>
+      <w:r>
+        <w:t>is declared</w:t>
+      </w:r>
+      <w:proofErr w:type="gramEnd"/>
+      <w:r>
+        <w:t xml:space="preserve"> as the type.</w:t>
       </w:r>
     </w:p>
     <w:p>
@@ -6109,8 +6410,35 @@
         <w:rPr>
           <w:highlight w:val="yellow"/>
         </w:rPr>
-        <w:lastRenderedPageBreak/>
-        <w:t>When a primitive type is assigned to object, it is converted to corresponding class</w:t>
+        <w:t xml:space="preserve">When a primitive type </w:t>
+      </w:r>
+      <w:proofErr w:type="gramStart"/>
+      <w:r>
+        <w:rPr>
+          <w:highlight w:val="yellow"/>
+        </w:rPr>
+        <w:t>is assigned</w:t>
+      </w:r>
+      <w:proofErr w:type="gramEnd"/>
+      <w:r>
+        <w:rPr>
+          <w:highlight w:val="yellow"/>
+        </w:rPr>
+        <w:t xml:space="preserve"> to object, it </w:t>
+      </w:r>
+      <w:proofErr w:type="gramStart"/>
+      <w:r>
+        <w:rPr>
+          <w:highlight w:val="yellow"/>
+        </w:rPr>
+        <w:t>is converted</w:t>
+      </w:r>
+      <w:proofErr w:type="gramEnd"/>
+      <w:r>
+        <w:rPr>
+          <w:highlight w:val="yellow"/>
+        </w:rPr>
+        <w:t xml:space="preserve"> to corresponding class</w:t>
       </w:r>
     </w:p>
     <w:p>
@@ -6354,7 +6682,23 @@
         </w:numPr>
       </w:pPr>
       <w:r>
-        <w:t>Create default constructor Weapon and show how it is called when Weapon is created.</w:t>
+        <w:t xml:space="preserve">Create default constructor Weapon and show how it </w:t>
+      </w:r>
+      <w:proofErr w:type="gramStart"/>
+      <w:r>
+        <w:t>is called</w:t>
+      </w:r>
+      <w:proofErr w:type="gramEnd"/>
+      <w:r>
+        <w:t xml:space="preserve"> when Weapon </w:t>
+      </w:r>
+      <w:proofErr w:type="gramStart"/>
+      <w:r>
+        <w:t>is created</w:t>
+      </w:r>
+      <w:proofErr w:type="gramEnd"/>
+      <w:r>
+        <w:t>.</w:t>
       </w:r>
     </w:p>
     <w:p>
@@ -6390,7 +6734,15 @@
         </w:numPr>
       </w:pPr>
       <w:r>
-        <w:t>Now Name is required, how do I force it.</w:t>
+        <w:t xml:space="preserve">Now Name </w:t>
+      </w:r>
+      <w:proofErr w:type="gramStart"/>
+      <w:r>
+        <w:t>is required</w:t>
+      </w:r>
+      <w:proofErr w:type="gramEnd"/>
+      <w:r>
+        <w:t>, how do I force it.</w:t>
       </w:r>
     </w:p>
     <w:p>
@@ -6492,19 +6844,33 @@
         <w:rPr>
           <w:color w:val="FF0000"/>
         </w:rPr>
-        <w:t>HOLD ON TILL WE COMPLETE THE OTHER ITEMS.</w:t>
-      </w:r>
+        <w:t>HOLD ON TILL WE COMPLETE THE OTHER ITEMS</w:t>
+      </w:r>
+      <w:proofErr w:type="gramStart"/>
       <w:r>
         <w:rPr>
           <w:color w:val="FF0000"/>
         </w:rPr>
+        <w:t>.</w:t>
+      </w:r>
+      <w:r>
+        <w:rPr>
+          <w:color w:val="FF0000"/>
+        </w:rPr>
         <w:t xml:space="preserve"> </w:t>
       </w:r>
       <w:r>
         <w:rPr>
           <w:color w:val="FF0000"/>
         </w:rPr>
-        <w:t xml:space="preserve"> – SKIP SLIDE 19 also</w:t>
+        <w:t xml:space="preserve"> </w:t>
+      </w:r>
+      <w:proofErr w:type="gramEnd"/>
+      <w:r>
+        <w:rPr>
+          <w:color w:val="FF0000"/>
+        </w:rPr>
+        <w:t>– SKIP SLIDE 19 also</w:t>
       </w:r>
     </w:p>
     <w:p>
@@ -6864,7 +7230,23 @@
       </w:r>
       <w:proofErr w:type="spellEnd"/>
       <w:r>
-        <w:t xml:space="preserve"> are not supported. Sorting is done using implementation of comparator objects which we will discuss later.</w:t>
+        <w:t xml:space="preserve"> </w:t>
+      </w:r>
+      <w:proofErr w:type="gramStart"/>
+      <w:r>
+        <w:t>are not supported</w:t>
+      </w:r>
+      <w:proofErr w:type="gramEnd"/>
+      <w:r>
+        <w:t xml:space="preserve">. Sorting </w:t>
+      </w:r>
+      <w:proofErr w:type="gramStart"/>
+      <w:r>
+        <w:t>is done</w:t>
+      </w:r>
+      <w:proofErr w:type="gramEnd"/>
+      <w:r>
+        <w:t xml:space="preserve"> using implementation of comparator objects which we will discuss later.</w:t>
       </w:r>
     </w:p>
     <w:p>
@@ -7075,8 +7457,13 @@
           <w:numId w:val="22"/>
         </w:numPr>
       </w:pPr>
-      <w:r>
-        <w:t>Can’t access instance method. DON’T MAKE STATIC METHODS</w:t>
+      <w:proofErr w:type="gramStart"/>
+      <w:r>
+        <w:t>Can’t</w:t>
+      </w:r>
+      <w:proofErr w:type="gramEnd"/>
+      <w:r>
+        <w:t xml:space="preserve"> access instance method. DON’T MAKE STATIC METHODS</w:t>
       </w:r>
     </w:p>
     <w:p>
@@ -7175,8 +7562,13 @@
         </w:numPr>
       </w:pPr>
       <w:r>
-        <w:t>Talk about how class is defined</w:t>
-      </w:r>
+        <w:t xml:space="preserve">Talk about how class </w:t>
+      </w:r>
+      <w:proofErr w:type="gramStart"/>
+      <w:r>
+        <w:t>is defined</w:t>
+      </w:r>
+      <w:proofErr w:type="gramEnd"/>
     </w:p>
     <w:p>
       <w:pPr>
@@ -11851,6 +12243,7 @@
   <w:style w:type="character" w:default="1" w:styleId="DefaultParagraphFont">
     <w:name w:val="Default Paragraph Font"/>
     <w:uiPriority w:val="1"/>
+    <w:semiHidden/>
     <w:unhideWhenUsed/>
   </w:style>
   <w:style w:type="table" w:default="1" w:styleId="TableNormal">
